--- a/Practical-File/Outputs.docx
+++ b/Practical-File/Outputs.docx
@@ -182,98 +182,17 @@
       </w:r>
     </w:p>
     <w:p>
-      <w:r>
-        <w:t xml:space="preserve">13. </w:t>
-      </w:r>
-    </w:p>
-    <w:p>
-      <w:r>
-        <w:lastRenderedPageBreak/>
-        <w:drawing>
-          <wp:inline distT="0" distB="0" distL="0" distR="0" wp14:anchorId="4679D7E2" wp14:editId="15AB63C8">
-            <wp:extent cx="6645910" cy="6907530"/>
-            <wp:effectExtent l="0" t="0" r="2540" b="7620"/>
-            <wp:docPr id="1622636714" name="Picture 1"/>
-            <wp:cNvGraphicFramePr>
-              <a:graphicFrameLocks xmlns:a="http://schemas.openxmlformats.org/drawingml/2006/main" noChangeAspect="1"/>
-            </wp:cNvGraphicFramePr>
-            <a:graphic xmlns:a="http://schemas.openxmlformats.org/drawingml/2006/main">
-              <a:graphicData uri="http://schemas.openxmlformats.org/drawingml/2006/picture">
-                <pic:pic xmlns:pic="http://schemas.openxmlformats.org/drawingml/2006/picture">
-                  <pic:nvPicPr>
-                    <pic:cNvPr id="1622636714" name=""/>
-                    <pic:cNvPicPr/>
-                  </pic:nvPicPr>
-                  <pic:blipFill>
-                    <a:blip r:embed="rId8"/>
-                    <a:stretch>
-                      <a:fillRect/>
-                    </a:stretch>
-                  </pic:blipFill>
-                  <pic:spPr>
-                    <a:xfrm>
-                      <a:off x="0" y="0"/>
-                      <a:ext cx="6645910" cy="6907530"/>
-                    </a:xfrm>
-                    <a:prstGeom prst="rect">
-                      <a:avLst/>
-                    </a:prstGeom>
-                  </pic:spPr>
-                </pic:pic>
-              </a:graphicData>
-            </a:graphic>
-          </wp:inline>
-        </w:drawing>
-      </w:r>
-    </w:p>
-    <w:p>
-      <w:r>
-        <w:lastRenderedPageBreak/>
-        <w:drawing>
-          <wp:inline distT="0" distB="0" distL="0" distR="0" wp14:anchorId="3573E2BE" wp14:editId="4DFA04B3">
-            <wp:extent cx="6645910" cy="4863465"/>
-            <wp:effectExtent l="0" t="0" r="2540" b="0"/>
-            <wp:docPr id="141827662" name="Picture 1"/>
-            <wp:cNvGraphicFramePr>
-              <a:graphicFrameLocks xmlns:a="http://schemas.openxmlformats.org/drawingml/2006/main" noChangeAspect="1"/>
-            </wp:cNvGraphicFramePr>
-            <a:graphic xmlns:a="http://schemas.openxmlformats.org/drawingml/2006/main">
-              <a:graphicData uri="http://schemas.openxmlformats.org/drawingml/2006/picture">
-                <pic:pic xmlns:pic="http://schemas.openxmlformats.org/drawingml/2006/picture">
-                  <pic:nvPicPr>
-                    <pic:cNvPr id="141827662" name=""/>
-                    <pic:cNvPicPr/>
-                  </pic:nvPicPr>
-                  <pic:blipFill>
-                    <a:blip r:embed="rId9"/>
-                    <a:stretch>
-                      <a:fillRect/>
-                    </a:stretch>
-                  </pic:blipFill>
-                  <pic:spPr>
-                    <a:xfrm>
-                      <a:off x="0" y="0"/>
-                      <a:ext cx="6645910" cy="4863465"/>
-                    </a:xfrm>
-                    <a:prstGeom prst="rect">
-                      <a:avLst/>
-                    </a:prstGeom>
-                  </pic:spPr>
-                </pic:pic>
-              </a:graphicData>
-            </a:graphic>
-          </wp:inline>
-        </w:drawing>
-      </w:r>
-    </w:p>
-    <w:p>
+      <w:proofErr w:type="gramStart"/>
       <w:r>
         <w:t>14 .</w:t>
       </w:r>
-    </w:p>
-    <w:p>
-      <w:r>
-        <w:lastRenderedPageBreak/>
+      <w:proofErr w:type="gramEnd"/>
+    </w:p>
+    <w:p>
+      <w:r>
+        <w:rPr>
+          <w:noProof/>
+        </w:rPr>
         <w:drawing>
           <wp:inline distT="0" distB="0" distL="0" distR="0" wp14:anchorId="5A74EBB4" wp14:editId="2C746B19">
             <wp:extent cx="6645910" cy="4478655"/>
@@ -287,6 +206,91 @@
                 <pic:pic xmlns:pic="http://schemas.openxmlformats.org/drawingml/2006/picture">
                   <pic:nvPicPr>
                     <pic:cNvPr id="1668423412" name=""/>
+                    <pic:cNvPicPr/>
+                  </pic:nvPicPr>
+                  <pic:blipFill>
+                    <a:blip r:embed="rId8"/>
+                    <a:stretch>
+                      <a:fillRect/>
+                    </a:stretch>
+                  </pic:blipFill>
+                  <pic:spPr>
+                    <a:xfrm>
+                      <a:off x="0" y="0"/>
+                      <a:ext cx="6645910" cy="4478655"/>
+                    </a:xfrm>
+                    <a:prstGeom prst="rect">
+                      <a:avLst/>
+                    </a:prstGeom>
+                  </pic:spPr>
+                </pic:pic>
+              </a:graphicData>
+            </a:graphic>
+          </wp:inline>
+        </w:drawing>
+      </w:r>
+    </w:p>
+    <w:p>
+      <w:r>
+        <w:rPr>
+          <w:noProof/>
+        </w:rPr>
+        <w:lastRenderedPageBreak/>
+        <w:drawing>
+          <wp:inline distT="0" distB="0" distL="0" distR="0" wp14:anchorId="1330FA49" wp14:editId="595041EE">
+            <wp:extent cx="6645910" cy="4478655"/>
+            <wp:effectExtent l="0" t="0" r="2540" b="0"/>
+            <wp:docPr id="1030915341" name="Picture 1"/>
+            <wp:cNvGraphicFramePr>
+              <a:graphicFrameLocks xmlns:a="http://schemas.openxmlformats.org/drawingml/2006/main" noChangeAspect="1"/>
+            </wp:cNvGraphicFramePr>
+            <a:graphic xmlns:a="http://schemas.openxmlformats.org/drawingml/2006/main">
+              <a:graphicData uri="http://schemas.openxmlformats.org/drawingml/2006/picture">
+                <pic:pic xmlns:pic="http://schemas.openxmlformats.org/drawingml/2006/picture">
+                  <pic:nvPicPr>
+                    <pic:cNvPr id="1030915341" name=""/>
+                    <pic:cNvPicPr/>
+                  </pic:nvPicPr>
+                  <pic:blipFill>
+                    <a:blip r:embed="rId9"/>
+                    <a:stretch>
+                      <a:fillRect/>
+                    </a:stretch>
+                  </pic:blipFill>
+                  <pic:spPr>
+                    <a:xfrm>
+                      <a:off x="0" y="0"/>
+                      <a:ext cx="6645910" cy="4478655"/>
+                    </a:xfrm>
+                    <a:prstGeom prst="rect">
+                      <a:avLst/>
+                    </a:prstGeom>
+                  </pic:spPr>
+                </pic:pic>
+              </a:graphicData>
+            </a:graphic>
+          </wp:inline>
+        </w:drawing>
+      </w:r>
+    </w:p>
+    <w:p>
+      <w:r>
+        <w:rPr>
+          <w:noProof/>
+        </w:rPr>
+        <w:drawing>
+          <wp:inline distT="0" distB="0" distL="0" distR="0" wp14:anchorId="2FC5D890" wp14:editId="56377C18">
+            <wp:extent cx="6645910" cy="4478655"/>
+            <wp:effectExtent l="0" t="0" r="2540" b="0"/>
+            <wp:docPr id="1205740833" name="Picture 1"/>
+            <wp:cNvGraphicFramePr>
+              <a:graphicFrameLocks xmlns:a="http://schemas.openxmlformats.org/drawingml/2006/main" noChangeAspect="1"/>
+            </wp:cNvGraphicFramePr>
+            <a:graphic xmlns:a="http://schemas.openxmlformats.org/drawingml/2006/main">
+              <a:graphicData uri="http://schemas.openxmlformats.org/drawingml/2006/picture">
+                <pic:pic xmlns:pic="http://schemas.openxmlformats.org/drawingml/2006/picture">
+                  <pic:nvPicPr>
+                    <pic:cNvPr id="1205740833" name=""/>
                     <pic:cNvPicPr/>
                   </pic:nvPicPr>
                   <pic:blipFill>
@@ -313,11 +317,15 @@
     </w:p>
     <w:p>
       <w:r>
+        <w:rPr>
+          <w:noProof/>
+        </w:rPr>
+        <w:lastRenderedPageBreak/>
         <w:drawing>
-          <wp:inline distT="0" distB="0" distL="0" distR="0" wp14:anchorId="1330FA49" wp14:editId="595041EE">
+          <wp:inline distT="0" distB="0" distL="0" distR="0" wp14:anchorId="585B6046" wp14:editId="6D8E8F7E">
             <wp:extent cx="6645910" cy="4478655"/>
             <wp:effectExtent l="0" t="0" r="2540" b="0"/>
-            <wp:docPr id="1030915341" name="Picture 1"/>
+            <wp:docPr id="1922324256" name="Picture 1"/>
             <wp:cNvGraphicFramePr>
               <a:graphicFrameLocks xmlns:a="http://schemas.openxmlformats.org/drawingml/2006/main" noChangeAspect="1"/>
             </wp:cNvGraphicFramePr>
@@ -325,7 +333,7 @@
               <a:graphicData uri="http://schemas.openxmlformats.org/drawingml/2006/picture">
                 <pic:pic xmlns:pic="http://schemas.openxmlformats.org/drawingml/2006/picture">
                   <pic:nvPicPr>
-                    <pic:cNvPr id="1030915341" name=""/>
+                    <pic:cNvPr id="1922324256" name=""/>
                     <pic:cNvPicPr/>
                   </pic:nvPicPr>
                   <pic:blipFill>
@@ -350,14 +358,17 @@
         </w:drawing>
       </w:r>
     </w:p>
-    <w:p>
-      <w:r>
-        <w:lastRenderedPageBreak/>
+    <w:p/>
+    <w:p>
+      <w:r>
+        <w:rPr>
+          <w:noProof/>
+        </w:rPr>
         <w:drawing>
-          <wp:inline distT="0" distB="0" distL="0" distR="0" wp14:anchorId="2FC5D890" wp14:editId="56377C18">
+          <wp:inline distT="0" distB="0" distL="0" distR="0" wp14:anchorId="7F199681" wp14:editId="23D92730">
             <wp:extent cx="6645910" cy="4478655"/>
             <wp:effectExtent l="0" t="0" r="2540" b="0"/>
-            <wp:docPr id="1205740833" name="Picture 1"/>
+            <wp:docPr id="114434498" name="Picture 1"/>
             <wp:cNvGraphicFramePr>
               <a:graphicFrameLocks xmlns:a="http://schemas.openxmlformats.org/drawingml/2006/main" noChangeAspect="1"/>
             </wp:cNvGraphicFramePr>
@@ -365,7 +376,7 @@
               <a:graphicData uri="http://schemas.openxmlformats.org/drawingml/2006/picture">
                 <pic:pic xmlns:pic="http://schemas.openxmlformats.org/drawingml/2006/picture">
                   <pic:nvPicPr>
-                    <pic:cNvPr id="1205740833" name=""/>
+                    <pic:cNvPr id="114434498" name=""/>
                     <pic:cNvPicPr/>
                   </pic:nvPicPr>
                   <pic:blipFill>
@@ -392,11 +403,15 @@
     </w:p>
     <w:p>
       <w:r>
+        <w:rPr>
+          <w:noProof/>
+        </w:rPr>
+        <w:lastRenderedPageBreak/>
         <w:drawing>
-          <wp:inline distT="0" distB="0" distL="0" distR="0" wp14:anchorId="585B6046" wp14:editId="6D8E8F7E">
+          <wp:inline distT="0" distB="0" distL="0" distR="0" wp14:anchorId="2DCBB495" wp14:editId="5218BB46">
             <wp:extent cx="6645910" cy="4478655"/>
             <wp:effectExtent l="0" t="0" r="2540" b="0"/>
-            <wp:docPr id="1922324256" name="Picture 1"/>
+            <wp:docPr id="499637209" name="Picture 1"/>
             <wp:cNvGraphicFramePr>
               <a:graphicFrameLocks xmlns:a="http://schemas.openxmlformats.org/drawingml/2006/main" noChangeAspect="1"/>
             </wp:cNvGraphicFramePr>
@@ -404,7 +419,7 @@
               <a:graphicData uri="http://schemas.openxmlformats.org/drawingml/2006/picture">
                 <pic:pic xmlns:pic="http://schemas.openxmlformats.org/drawingml/2006/picture">
                   <pic:nvPicPr>
-                    <pic:cNvPr id="1922324256" name=""/>
+                    <pic:cNvPr id="499637209" name=""/>
                     <pic:cNvPicPr/>
                   </pic:nvPicPr>
                   <pic:blipFill>
@@ -432,12 +447,14 @@
     <w:p/>
     <w:p>
       <w:r>
-        <w:lastRenderedPageBreak/>
+        <w:rPr>
+          <w:noProof/>
+        </w:rPr>
         <w:drawing>
-          <wp:inline distT="0" distB="0" distL="0" distR="0" wp14:anchorId="7F199681" wp14:editId="23D92730">
+          <wp:inline distT="0" distB="0" distL="0" distR="0" wp14:anchorId="5BFDB5F7" wp14:editId="7ABDA311">
             <wp:extent cx="6645910" cy="4478655"/>
             <wp:effectExtent l="0" t="0" r="2540" b="0"/>
-            <wp:docPr id="114434498" name="Picture 1"/>
+            <wp:docPr id="158331166" name="Picture 1"/>
             <wp:cNvGraphicFramePr>
               <a:graphicFrameLocks xmlns:a="http://schemas.openxmlformats.org/drawingml/2006/main" noChangeAspect="1"/>
             </wp:cNvGraphicFramePr>
@@ -445,7 +462,7 @@
               <a:graphicData uri="http://schemas.openxmlformats.org/drawingml/2006/picture">
                 <pic:pic xmlns:pic="http://schemas.openxmlformats.org/drawingml/2006/picture">
                   <pic:nvPicPr>
-                    <pic:cNvPr id="114434498" name=""/>
+                    <pic:cNvPr id="158331166" name=""/>
                     <pic:cNvPicPr/>
                   </pic:nvPicPr>
                   <pic:blipFill>
@@ -470,13 +487,18 @@
         </w:drawing>
       </w:r>
     </w:p>
-    <w:p>
-      <w:r>
+    <w:p/>
+    <w:p>
+      <w:r>
+        <w:rPr>
+          <w:noProof/>
+        </w:rPr>
+        <w:lastRenderedPageBreak/>
         <w:drawing>
-          <wp:inline distT="0" distB="0" distL="0" distR="0" wp14:anchorId="2DCBB495" wp14:editId="5218BB46">
+          <wp:inline distT="0" distB="0" distL="0" distR="0" wp14:anchorId="5B665C8A" wp14:editId="0EE05153">
             <wp:extent cx="6645910" cy="4478655"/>
             <wp:effectExtent l="0" t="0" r="2540" b="0"/>
-            <wp:docPr id="499637209" name="Picture 1"/>
+            <wp:docPr id="1168599381" name="Picture 1"/>
             <wp:cNvGraphicFramePr>
               <a:graphicFrameLocks xmlns:a="http://schemas.openxmlformats.org/drawingml/2006/main" noChangeAspect="1"/>
             </wp:cNvGraphicFramePr>
@@ -484,7 +506,7 @@
               <a:graphicData uri="http://schemas.openxmlformats.org/drawingml/2006/picture">
                 <pic:pic xmlns:pic="http://schemas.openxmlformats.org/drawingml/2006/picture">
                   <pic:nvPicPr>
-                    <pic:cNvPr id="499637209" name=""/>
+                    <pic:cNvPr id="1168599381" name=""/>
                     <pic:cNvPicPr/>
                   </pic:nvPicPr>
                   <pic:blipFill>
@@ -512,12 +534,14 @@
     <w:p/>
     <w:p>
       <w:r>
-        <w:lastRenderedPageBreak/>
+        <w:rPr>
+          <w:noProof/>
+        </w:rPr>
         <w:drawing>
-          <wp:inline distT="0" distB="0" distL="0" distR="0" wp14:anchorId="5BFDB5F7" wp14:editId="7ABDA311">
+          <wp:inline distT="0" distB="0" distL="0" distR="0" wp14:anchorId="23306C0C" wp14:editId="4BA6241F">
             <wp:extent cx="6645910" cy="4478655"/>
             <wp:effectExtent l="0" t="0" r="2540" b="0"/>
-            <wp:docPr id="158331166" name="Picture 1"/>
+            <wp:docPr id="30848581" name="Picture 1"/>
             <wp:cNvGraphicFramePr>
               <a:graphicFrameLocks xmlns:a="http://schemas.openxmlformats.org/drawingml/2006/main" noChangeAspect="1"/>
             </wp:cNvGraphicFramePr>
@@ -525,7 +549,7 @@
               <a:graphicData uri="http://schemas.openxmlformats.org/drawingml/2006/picture">
                 <pic:pic xmlns:pic="http://schemas.openxmlformats.org/drawingml/2006/picture">
                   <pic:nvPicPr>
-                    <pic:cNvPr id="158331166" name=""/>
+                    <pic:cNvPr id="30848581" name=""/>
                     <pic:cNvPicPr/>
                   </pic:nvPicPr>
                   <pic:blipFill>
@@ -550,14 +574,19 @@
         </w:drawing>
       </w:r>
     </w:p>
-    <w:p/>
-    <w:p>
-      <w:r>
+    <w:p>
+      <w:r>
+        <w:t>15.</w:t>
+      </w:r>
+    </w:p>
+    <w:p>
+      <w:r>
+        <w:lastRenderedPageBreak/>
         <w:drawing>
-          <wp:inline distT="0" distB="0" distL="0" distR="0" wp14:anchorId="5B665C8A" wp14:editId="0EE05153">
-            <wp:extent cx="6645910" cy="4478655"/>
+          <wp:inline distT="0" distB="0" distL="0" distR="0" wp14:anchorId="1879D3C9" wp14:editId="5F16FADD">
+            <wp:extent cx="6645910" cy="2863850"/>
             <wp:effectExtent l="0" t="0" r="2540" b="0"/>
-            <wp:docPr id="1168599381" name="Picture 1"/>
+            <wp:docPr id="1010296426" name="Picture 1"/>
             <wp:cNvGraphicFramePr>
               <a:graphicFrameLocks xmlns:a="http://schemas.openxmlformats.org/drawingml/2006/main" noChangeAspect="1"/>
             </wp:cNvGraphicFramePr>
@@ -565,7 +594,7 @@
               <a:graphicData uri="http://schemas.openxmlformats.org/drawingml/2006/picture">
                 <pic:pic xmlns:pic="http://schemas.openxmlformats.org/drawingml/2006/picture">
                   <pic:nvPicPr>
-                    <pic:cNvPr id="1168599381" name=""/>
+                    <pic:cNvPr id="1010296426" name=""/>
                     <pic:cNvPicPr/>
                   </pic:nvPicPr>
                   <pic:blipFill>
@@ -577,7 +606,7 @@
                   <pic:spPr>
                     <a:xfrm>
                       <a:off x="0" y="0"/>
-                      <a:ext cx="6645910" cy="4478655"/>
+                      <a:ext cx="6645910" cy="2863850"/>
                     </a:xfrm>
                     <a:prstGeom prst="rect">
                       <a:avLst/>
@@ -590,54 +619,11 @@
         </w:drawing>
       </w:r>
     </w:p>
-    <w:p/>
-    <w:p>
-      <w:r>
-        <w:lastRenderedPageBreak/>
-        <w:drawing>
-          <wp:inline distT="0" distB="0" distL="0" distR="0" wp14:anchorId="23306C0C" wp14:editId="4BA6241F">
-            <wp:extent cx="6645910" cy="4478655"/>
-            <wp:effectExtent l="0" t="0" r="2540" b="0"/>
-            <wp:docPr id="30848581" name="Picture 1"/>
-            <wp:cNvGraphicFramePr>
-              <a:graphicFrameLocks xmlns:a="http://schemas.openxmlformats.org/drawingml/2006/main" noChangeAspect="1"/>
-            </wp:cNvGraphicFramePr>
-            <a:graphic xmlns:a="http://schemas.openxmlformats.org/drawingml/2006/main">
-              <a:graphicData uri="http://schemas.openxmlformats.org/drawingml/2006/picture">
-                <pic:pic xmlns:pic="http://schemas.openxmlformats.org/drawingml/2006/picture">
-                  <pic:nvPicPr>
-                    <pic:cNvPr id="30848581" name=""/>
-                    <pic:cNvPicPr/>
-                  </pic:nvPicPr>
-                  <pic:blipFill>
-                    <a:blip r:embed="rId18"/>
-                    <a:stretch>
-                      <a:fillRect/>
-                    </a:stretch>
-                  </pic:blipFill>
-                  <pic:spPr>
-                    <a:xfrm>
-                      <a:off x="0" y="0"/>
-                      <a:ext cx="6645910" cy="4478655"/>
-                    </a:xfrm>
-                    <a:prstGeom prst="rect">
-                      <a:avLst/>
-                    </a:prstGeom>
-                  </pic:spPr>
-                </pic:pic>
-              </a:graphicData>
-            </a:graphic>
-          </wp:inline>
-        </w:drawing>
-      </w:r>
-    </w:p>
-    <w:p>
-      <w:r>
-        <w:t>15.</w:t>
-      </w:r>
-    </w:p>
-    <w:p>
-      <w:r>
+    <w:p>
+      <w:r>
+        <w:rPr>
+          <w:noProof/>
+        </w:rPr>
         <w:drawing>
           <wp:inline distT="0" distB="0" distL="0" distR="0" wp14:anchorId="2E37BBE3" wp14:editId="2B2FC909">
             <wp:extent cx="5951736" cy="3109229"/>
@@ -654,6 +640,54 @@
                     <pic:cNvPicPr/>
                   </pic:nvPicPr>
                   <pic:blipFill>
+                    <a:blip r:embed="rId18"/>
+                    <a:stretch>
+                      <a:fillRect/>
+                    </a:stretch>
+                  </pic:blipFill>
+                  <pic:spPr>
+                    <a:xfrm>
+                      <a:off x="0" y="0"/>
+                      <a:ext cx="5951736" cy="3109229"/>
+                    </a:xfrm>
+                    <a:prstGeom prst="rect">
+                      <a:avLst/>
+                    </a:prstGeom>
+                  </pic:spPr>
+                </pic:pic>
+              </a:graphicData>
+            </a:graphic>
+          </wp:inline>
+        </w:drawing>
+      </w:r>
+    </w:p>
+    <w:p>
+      <w:r>
+        <w:t xml:space="preserve">13. </w:t>
+      </w:r>
+    </w:p>
+    <w:p>
+      <w:r>
+        <w:rPr>
+          <w:noProof/>
+        </w:rPr>
+        <w:lastRenderedPageBreak/>
+        <w:drawing>
+          <wp:inline distT="0" distB="0" distL="0" distR="0" wp14:anchorId="4BD8DB58" wp14:editId="5963A804">
+            <wp:extent cx="6645910" cy="6907530"/>
+            <wp:effectExtent l="0" t="0" r="2540" b="7620"/>
+            <wp:docPr id="1622636714" name="Picture 1"/>
+            <wp:cNvGraphicFramePr>
+              <a:graphicFrameLocks xmlns:a="http://schemas.openxmlformats.org/drawingml/2006/main" noChangeAspect="1"/>
+            </wp:cNvGraphicFramePr>
+            <a:graphic xmlns:a="http://schemas.openxmlformats.org/drawingml/2006/main">
+              <a:graphicData uri="http://schemas.openxmlformats.org/drawingml/2006/picture">
+                <pic:pic xmlns:pic="http://schemas.openxmlformats.org/drawingml/2006/picture">
+                  <pic:nvPicPr>
+                    <pic:cNvPr id="1622636714" name=""/>
+                    <pic:cNvPicPr/>
+                  </pic:nvPicPr>
+                  <pic:blipFill>
                     <a:blip r:embed="rId19"/>
                     <a:stretch>
                       <a:fillRect/>
@@ -662,7 +696,50 @@
                   <pic:spPr>
                     <a:xfrm>
                       <a:off x="0" y="0"/>
-                      <a:ext cx="5951736" cy="3109229"/>
+                      <a:ext cx="6645910" cy="6907530"/>
+                    </a:xfrm>
+                    <a:prstGeom prst="rect">
+                      <a:avLst/>
+                    </a:prstGeom>
+                  </pic:spPr>
+                </pic:pic>
+              </a:graphicData>
+            </a:graphic>
+          </wp:inline>
+        </w:drawing>
+      </w:r>
+    </w:p>
+    <w:p>
+      <w:r>
+        <w:rPr>
+          <w:noProof/>
+        </w:rPr>
+        <w:lastRenderedPageBreak/>
+        <w:drawing>
+          <wp:inline distT="0" distB="0" distL="0" distR="0" wp14:anchorId="5F31949E" wp14:editId="0C1F5236">
+            <wp:extent cx="6645910" cy="4863465"/>
+            <wp:effectExtent l="0" t="0" r="2540" b="0"/>
+            <wp:docPr id="141827662" name="Picture 1"/>
+            <wp:cNvGraphicFramePr>
+              <a:graphicFrameLocks xmlns:a="http://schemas.openxmlformats.org/drawingml/2006/main" noChangeAspect="1"/>
+            </wp:cNvGraphicFramePr>
+            <a:graphic xmlns:a="http://schemas.openxmlformats.org/drawingml/2006/main">
+              <a:graphicData uri="http://schemas.openxmlformats.org/drawingml/2006/picture">
+                <pic:pic xmlns:pic="http://schemas.openxmlformats.org/drawingml/2006/picture">
+                  <pic:nvPicPr>
+                    <pic:cNvPr id="141827662" name=""/>
+                    <pic:cNvPicPr/>
+                  </pic:nvPicPr>
+                  <pic:blipFill>
+                    <a:blip r:embed="rId20"/>
+                    <a:stretch>
+                      <a:fillRect/>
+                    </a:stretch>
+                  </pic:blipFill>
+                  <pic:spPr>
+                    <a:xfrm>
+                      <a:off x="0" y="0"/>
+                      <a:ext cx="6645910" cy="4863465"/>
                     </a:xfrm>
                     <a:prstGeom prst="rect">
                       <a:avLst/>
